--- a/assets/Mashuk_Elahi_Resume_Marine_Offshore_rev5.docx
+++ b/assets/Mashuk_Elahi_Resume_Marine_Offshore_rev5.docx
@@ -533,6 +533,34 @@
           <w:rFonts w:ascii="Calibri" w:hAnsi="Calibri"/>
           <w:sz w:val="21"/>
         </w:rPr>
+        <w:t>Planned and monitored the electrical cabling programme for a jack-up rig newbuild — a scope estimated at 430,000 m of cable and 365,500 manhours — tracking weekly cabling metres and electrical-connection points by zone and phase against a 0.85 manhour-per-metre productivity target, including subcontractor loading.</w:t>
+      </w:r>
+    </w:p>
+    <w:p>
+      <w:pPr>
+        <w:pStyle w:val="ListBullet"/>
+        <w:spacing w:after="40" w:before="0"/>
+        <w:ind w:left="360" w:hanging="230"/>
+      </w:pPr>
+      <w:r>
+        <w:rPr>
+          <w:rFonts w:ascii="Calibri" w:hAnsi="Calibri"/>
+          <w:sz w:val="21"/>
+        </w:rPr>
+        <w:t>Delivered medium-voltage thruster power distribution on semi-submersible newbuilds: thruster transformers feeding MV7000 MV converters across two thruster rooms, with cable routing and termination through lower hull, forward columns and living quarters.</w:t>
+      </w:r>
+    </w:p>
+    <w:p>
+      <w:pPr>
+        <w:pStyle w:val="ListBullet"/>
+        <w:spacing w:after="40" w:before="0"/>
+        <w:ind w:left="360" w:hanging="230"/>
+      </w:pPr>
+      <w:r>
+        <w:rPr>
+          <w:rFonts w:ascii="Calibri" w:hAnsi="Calibri"/>
+          <w:sz w:val="21"/>
+        </w:rPr>
         <w:t>Led commissioning of MV 11 kV switchgear and ABB 800xA SCADA-based fire-and-gas systems, maintaining MV/LV power reliability through final handover with crews of up to 100 personnel.</w:t>
       </w:r>
     </w:p>
@@ -561,7 +589,21 @@
           <w:rFonts w:ascii="Calibri" w:hAnsi="Calibri"/>
           <w:sz w:val="21"/>
         </w:rPr>
-        <w:t>Authored 30 E&amp;I risk assessments and mentored 15 engineers through Innovation Quality Circles.</w:t>
+        <w:t>Produced the electrical schematics for an autonomous tug — ABB/Niigata propulsion interface, vessel-care system and a 240 V power panel for autonomous operation — and delivered the electrical scope of a 12 MW, 3,750 m³ floating living-lab vessel.</w:t>
+      </w:r>
+    </w:p>
+    <w:p>
+      <w:pPr>
+        <w:pStyle w:val="ListBullet"/>
+        <w:spacing w:after="40" w:before="0"/>
+        <w:ind w:left="360" w:hanging="230"/>
+      </w:pPr>
+      <w:r>
+        <w:rPr>
+          <w:rFonts w:ascii="Calibri" w:hAnsi="Calibri"/>
+          <w:sz w:val="21"/>
+        </w:rPr>
+        <w:t>Ran cable termination campaigns with subcontract crews against a daily tags-per-man plan; authored 30 E&amp;I risk assessments and mentored 15 engineers through Innovation Quality Circles.</w:t>
       </w:r>
     </w:p>
     <w:p>

--- a/assets/Mashuk_Elahi_Resume_Marine_Offshore_rev5.docx
+++ b/assets/Mashuk_Elahi_Resume_Marine_Offshore_rev5.docx
@@ -561,6 +561,20 @@
           <w:rFonts w:ascii="Calibri" w:hAnsi="Calibri"/>
           <w:sz w:val="21"/>
         </w:rPr>
+        <w:t>Produced the E&amp;I drawing and as-built package for an FPSO topsides scope (MODEC): 11 kV switchgear connection diagrams, 440 V essential and process switchgear, 230 V lighting and UPS boards, fire-and-gas and PAGA block and connection diagrams across four topside modules, module earthing schematics, instrument junction-box and cable block diagrams, and hazardous-area LED lighting selection with emergency battery backup.</w:t>
+      </w:r>
+    </w:p>
+    <w:p>
+      <w:pPr>
+        <w:pStyle w:val="ListBullet"/>
+        <w:spacing w:after="40" w:before="0"/>
+        <w:ind w:left="360" w:hanging="230"/>
+      </w:pPr>
+      <w:r>
+        <w:rPr>
+          <w:rFonts w:ascii="Calibri" w:hAnsi="Calibri"/>
+          <w:sz w:val="21"/>
+        </w:rPr>
         <w:t>Led commissioning of MV 11 kV switchgear and ABB 800xA SCADA-based fire-and-gas systems, maintaining MV/LV power reliability through final handover with crews of up to 100 personnel.</w:t>
       </w:r>
     </w:p>
@@ -603,7 +617,7 @@
           <w:rFonts w:ascii="Calibri" w:hAnsi="Calibri"/>
           <w:sz w:val="21"/>
         </w:rPr>
-        <w:t>Ran cable termination campaigns with subcontract crews against a daily tags-per-man plan; authored 30 E&amp;I risk assessments and mentored 15 engineers through Innovation Quality Circles.</w:t>
+        <w:t>Ran cable termination campaigns with subcontract crews against a daily tags-per-man plan; authored 30 E&amp;I risk assessments and mentored 15 engineers.</w:t>
       </w:r>
     </w:p>
     <w:p>
